--- a/autocad/autocad_manual.docx
+++ b/autocad/autocad_manual.docx
@@ -14,6 +14,63 @@
         <w:t>Configurar primeiro o AutoCAD</w:t>
       </w:r>
     </w:p>
+    <w:p>
+      <w:r>
+        <w:t>OP</w:t>
+      </w:r>
+    </w:p>
+    <w:p>
+      <w:r>
+        <w:t xml:space="preserve">Configurar como </w:t>
+      </w:r>
+      <w:proofErr w:type="spellStart"/>
+      <w:r>
+        <w:t>dark</w:t>
+      </w:r>
+      <w:proofErr w:type="spellEnd"/>
+    </w:p>
+    <w:p>
+      <w:r>
+        <w:t xml:space="preserve">Alterar </w:t>
+      </w:r>
+      <w:proofErr w:type="spellStart"/>
+      <w:r>
+        <w:t>colors</w:t>
+      </w:r>
+      <w:proofErr w:type="spellEnd"/>
+      <w:r>
+        <w:t xml:space="preserve"> para black</w:t>
+      </w:r>
+    </w:p>
+    <w:p>
+      <w:r>
+        <w:t xml:space="preserve">Alterar </w:t>
+      </w:r>
+      <w:proofErr w:type="spellStart"/>
+      <w:r>
+        <w:t>crosshairsize</w:t>
+      </w:r>
+      <w:proofErr w:type="spellEnd"/>
+      <w:r>
+        <w:t xml:space="preserve"> para 100</w:t>
+      </w:r>
+    </w:p>
+    <w:p/>
+    <w:p>
+      <w:r>
+        <w:t xml:space="preserve">Configurar as </w:t>
+      </w:r>
+      <w:proofErr w:type="spellStart"/>
+      <w:r>
+        <w:t>layers</w:t>
+      </w:r>
+      <w:proofErr w:type="spellEnd"/>
+      <w:r>
+        <w:t xml:space="preserve"> para cada tipo camada que for ser utilizada na planta, com as respectivas cores.</w:t>
+      </w:r>
+    </w:p>
+    <w:p/>
+    <w:p/>
     <w:p>
       <w:r>
         <w:t>Vídeo 04 Finalizado</w:t>
